--- a/modelos/09_treinamento_produtos_quimicos.docx
+++ b/modelos/09_treinamento_produtos_quimicos.docx
@@ -171,11 +171,25 @@
               </w:rPr>
               <w:t>Funcionário</w:t>
             </w:r>
-            <w:r>
-              <w:rPr>
-                <w:rFonts w:ascii="Arial" w:hAnsi="Arial" w:cs="Arial"/>
-              </w:rPr>
-              <w:t>:  @nome</w:t>
+            <w:proofErr w:type="gramStart"/>
+            <w:r>
+              <w:rPr>
+                <w:rFonts w:ascii="Arial" w:hAnsi="Arial" w:cs="Arial"/>
+              </w:rPr>
+              <w:t xml:space="preserve">:  </w:t>
+            </w:r>
+            <w:r>
+              <w:rPr>
+                <w:rFonts w:ascii="Arial" w:hAnsi="Arial" w:cs="Arial"/>
+              </w:rPr>
+              <w:t>{</w:t>
+            </w:r>
+            <w:proofErr w:type="gramEnd"/>
+            <w:r>
+              <w:rPr>
+                <w:rFonts w:ascii="Arial" w:hAnsi="Arial" w:cs="Arial"/>
+              </w:rPr>
+              <w:t>{NOME}}</w:t>
             </w:r>
           </w:p>
         </w:tc>
@@ -212,7 +226,7 @@
               <w:rPr>
                 <w:rFonts w:ascii="Arial" w:hAnsi="Arial" w:cs="Arial"/>
               </w:rPr>
-              <w:t>:  @matricula</w:t>
+              <w:t xml:space="preserve">:  </w:t>
             </w:r>
           </w:p>
         </w:tc>
@@ -254,7 +268,27 @@
               <w:rPr>
                 <w:rFonts w:ascii="Arial" w:hAnsi="Arial" w:cs="Arial"/>
               </w:rPr>
-              <w:t>:   @funcao</w:t>
+              <w:t>:</w:t>
+            </w:r>
+            <w:proofErr w:type="gramStart"/>
+            <w:r>
+              <w:rPr>
+                <w:rFonts w:ascii="Arial" w:hAnsi="Arial" w:cs="Arial"/>
+              </w:rPr>
+              <w:t xml:space="preserve">   </w:t>
+            </w:r>
+            <w:r>
+              <w:rPr>
+                <w:rFonts w:ascii="Arial" w:hAnsi="Arial" w:cs="Arial"/>
+              </w:rPr>
+              <w:t>{</w:t>
+            </w:r>
+            <w:proofErr w:type="gramEnd"/>
+            <w:r>
+              <w:rPr>
+                <w:rFonts w:ascii="Arial" w:hAnsi="Arial" w:cs="Arial"/>
+              </w:rPr>
+              <w:t>{CARGO}}</w:t>
             </w:r>
           </w:p>
         </w:tc>
@@ -292,11 +326,25 @@
               </w:rPr>
               <w:t>Admissão</w:t>
             </w:r>
-            <w:r>
-              <w:rPr>
-                <w:rFonts w:ascii="Arial" w:hAnsi="Arial" w:cs="Arial"/>
-              </w:rPr>
-              <w:t>:  @dt_adm</w:t>
+            <w:proofErr w:type="gramStart"/>
+            <w:r>
+              <w:rPr>
+                <w:rFonts w:ascii="Arial" w:hAnsi="Arial" w:cs="Arial"/>
+              </w:rPr>
+              <w:t xml:space="preserve">:  </w:t>
+            </w:r>
+            <w:r>
+              <w:rPr>
+                <w:rFonts w:ascii="Arial" w:hAnsi="Arial" w:cs="Arial"/>
+              </w:rPr>
+              <w:t>{</w:t>
+            </w:r>
+            <w:proofErr w:type="gramEnd"/>
+            <w:r>
+              <w:rPr>
+                <w:rFonts w:ascii="Arial" w:hAnsi="Arial" w:cs="Arial"/>
+              </w:rPr>
+              <w:t>{DATA_ADMISSAO}}</w:t>
             </w:r>
           </w:p>
         </w:tc>
@@ -334,11 +382,25 @@
               </w:rPr>
               <w:t>Lotação</w:t>
             </w:r>
-            <w:r>
-              <w:rPr>
-                <w:rFonts w:ascii="Arial" w:hAnsi="Arial" w:cs="Arial"/>
-              </w:rPr>
-              <w:t>:  @lotacao</w:t>
+            <w:proofErr w:type="gramStart"/>
+            <w:r>
+              <w:rPr>
+                <w:rFonts w:ascii="Arial" w:hAnsi="Arial" w:cs="Arial"/>
+              </w:rPr>
+              <w:t xml:space="preserve">:  </w:t>
+            </w:r>
+            <w:r>
+              <w:rPr>
+                <w:rFonts w:ascii="Arial" w:hAnsi="Arial" w:cs="Arial"/>
+              </w:rPr>
+              <w:t>{</w:t>
+            </w:r>
+            <w:proofErr w:type="gramEnd"/>
+            <w:r>
+              <w:rPr>
+                <w:rFonts w:ascii="Arial" w:hAnsi="Arial" w:cs="Arial"/>
+              </w:rPr>
+              <w:t>{LOTACAO}}</w:t>
             </w:r>
           </w:p>
         </w:tc>
@@ -368,7 +430,7 @@
       </w:tr>
       <w:tr>
         <w:trPr>
-          <w:trHeight w:val="500"/>
+          <w:trHeight w:val="601"/>
         </w:trPr>
         <w:tc>
           <w:tcPr>
@@ -398,13 +460,19 @@
                 <w:b/>
                 <w:bCs/>
               </w:rPr>
-              <w:t xml:space="preserve">Nº CTPS:  </w:t>
-            </w:r>
-            <w:r>
-              <w:rPr>
-                <w:rFonts w:ascii="Arial" w:hAnsi="Arial" w:cs="Arial"/>
-              </w:rPr>
-              <w:t>@ctps</w:t>
+              <w:t>Nº CPF</w:t>
+            </w:r>
+            <w:r>
+              <w:rPr>
+                <w:rFonts w:ascii="Arial" w:hAnsi="Arial" w:cs="Arial"/>
+              </w:rPr>
+              <w:t xml:space="preserve">: </w:t>
+            </w:r>
+            <w:r>
+              <w:rPr>
+                <w:rFonts w:ascii="Arial" w:hAnsi="Arial" w:cs="Arial"/>
+              </w:rPr>
+              <w:t>{{CPF}}</w:t>
             </w:r>
           </w:p>
         </w:tc>
@@ -429,20 +497,6 @@
                 <w:szCs w:val="24"/>
               </w:rPr>
             </w:pPr>
-            <w:r>
-              <w:rPr>
-                <w:rFonts w:ascii="Arial" w:hAnsi="Arial" w:cs="Arial"/>
-                <w:b/>
-                <w:bCs/>
-              </w:rPr>
-              <w:t>Nº RG</w:t>
-            </w:r>
-            <w:r>
-              <w:rPr>
-                <w:rFonts w:ascii="Arial" w:hAnsi="Arial" w:cs="Arial"/>
-              </w:rPr>
-              <w:t>: @rg</w:t>
-            </w:r>
           </w:p>
         </w:tc>
         <w:tc>
@@ -471,13 +525,7 @@
                 <w:b/>
                 <w:bCs/>
               </w:rPr>
-              <w:t xml:space="preserve"> Nº CPF</w:t>
-            </w:r>
-            <w:r>
-              <w:rPr>
-                <w:rFonts w:ascii="Arial" w:hAnsi="Arial" w:cs="Arial"/>
-              </w:rPr>
-              <w:t>: @cpf</w:t>
+              <w:t xml:space="preserve"> </w:t>
             </w:r>
           </w:p>
         </w:tc>
@@ -824,9 +872,32 @@
                 <w:sz w:val="18"/>
                 <w:szCs w:val="18"/>
               </w:rPr>
-              <w:t>5</w:t>
-            </w:r>
-            <w:r>
+              <w:t>5.1 O que são Agentes Químicos e por que são perigosos</w:t>
+            </w:r>
+          </w:p>
+          <w:p>
+            <w:pPr>
+              <w:spacing w:after="20"/>
+              <w:jc w:val="both"/>
+              <w:rPr>
+                <w:rFonts w:ascii="Arial" w:hAnsi="Arial" w:cs="Arial"/>
+                <w:sz w:val="16"/>
+                <w:szCs w:val="16"/>
+              </w:rPr>
+            </w:pPr>
+            <w:r>
+              <w:rPr>
+                <w:rFonts w:ascii="Arial" w:hAnsi="Arial" w:cs="Arial"/>
+                <w:sz w:val="16"/>
+                <w:szCs w:val="16"/>
+              </w:rPr>
+              <w:t>Definição de agente químico conforme NR-1: substância química, por si só ou em misturas, que em função de sua natureza, concentração e exposição é capaz de causar lesão ou agravo à saúde. Vias de entrada no organismo: inalação, contato dérmico, ingestão e absorção. Por que pequenas exposições repetidas podem ser tão prejudiciais quanto uma única exposição intensa.</w:t>
+            </w:r>
+          </w:p>
+          <w:p>
+            <w:pPr>
+              <w:spacing w:after="20"/>
+              <w:jc w:val="both"/>
               <w:rPr>
                 <w:rFonts w:ascii="Arial" w:hAnsi="Arial" w:cs="Arial"/>
                 <w:b/>
@@ -834,7 +905,16 @@
                 <w:sz w:val="18"/>
                 <w:szCs w:val="18"/>
               </w:rPr>
-              <w:t>.1 O que são Agentes Químicos e por que são perigosos</w:t>
+            </w:pPr>
+            <w:r>
+              <w:rPr>
+                <w:rFonts w:ascii="Arial" w:hAnsi="Arial" w:cs="Arial"/>
+                <w:b/>
+                <w:bCs/>
+                <w:sz w:val="18"/>
+                <w:szCs w:val="18"/>
+              </w:rPr>
+              <w:t>5.2 Produtos Químicos presentes nas atividades da JS Construtora</w:t>
             </w:r>
           </w:p>
           <w:p>
@@ -843,17 +923,21 @@
               <w:jc w:val="both"/>
               <w:rPr>
                 <w:rFonts w:ascii="Arial" w:hAnsi="Arial" w:cs="Arial"/>
-                <w:sz w:val="16"/>
-                <w:szCs w:val="16"/>
-              </w:rPr>
-            </w:pPr>
-            <w:r>
-              <w:rPr>
-                <w:rFonts w:ascii="Arial" w:hAnsi="Arial" w:cs="Arial"/>
-                <w:sz w:val="16"/>
-                <w:szCs w:val="16"/>
-              </w:rPr>
-              <w:t>Definição de agente químico conforme NR-1: substância química, por si só ou em misturas, que em função de sua natureza, concentração e exposição é capaz de causar lesão ou agravo à saúde. Vias de entrada no organismo: inalação, contato dérmico, ingestão e absorção. Por que pequenas exposições repetidas podem ser tão prejudiciais quanto uma única exposição intensa.</w:t>
+                <w:b/>
+                <w:bCs/>
+                <w:sz w:val="18"/>
+                <w:szCs w:val="18"/>
+              </w:rPr>
+            </w:pPr>
+            <w:r>
+              <w:rPr>
+                <w:rFonts w:ascii="Arial" w:hAnsi="Arial" w:cs="Arial"/>
+                <w:b/>
+                <w:bCs/>
+                <w:sz w:val="18"/>
+                <w:szCs w:val="18"/>
+              </w:rPr>
+              <w:t>5.2.1 Cimento Asfáltico de Petróleo — CAP e Emulsão Asfáltica</w:t>
             </w:r>
           </w:p>
           <w:p>
@@ -862,6 +946,61 @@
               <w:jc w:val="both"/>
               <w:rPr>
                 <w:rFonts w:ascii="Arial" w:hAnsi="Arial" w:cs="Arial"/>
+                <w:sz w:val="16"/>
+                <w:szCs w:val="16"/>
+              </w:rPr>
+            </w:pPr>
+            <w:r>
+              <w:rPr>
+                <w:rFonts w:ascii="Arial" w:hAnsi="Arial" w:cs="Arial"/>
+                <w:sz w:val="16"/>
+                <w:szCs w:val="16"/>
+              </w:rPr>
+              <w:t xml:space="preserve">O que é o CAP e como é utilizado no processo de pavimentação. Riscos à saúde: inalação de vapores causa irritação do nariz, garganta, dor de cabeça e náuseas; contato com a pele pode causar irritação e queimaduras, especialmente quando aquecido. Fumos de asfalto: gerados durante a queima do betume — risco respiratório habitual para operadores de espargidor, </w:t>
+            </w:r>
+            <w:proofErr w:type="spellStart"/>
+            <w:r>
+              <w:rPr>
+                <w:rFonts w:ascii="Arial" w:hAnsi="Arial" w:cs="Arial"/>
+                <w:sz w:val="16"/>
+                <w:szCs w:val="16"/>
+              </w:rPr>
+              <w:t>vibroacabadora</w:t>
+            </w:r>
+            <w:proofErr w:type="spellEnd"/>
+            <w:r>
+              <w:rPr>
+                <w:rFonts w:ascii="Arial" w:hAnsi="Arial" w:cs="Arial"/>
+                <w:sz w:val="16"/>
+                <w:szCs w:val="16"/>
+              </w:rPr>
+              <w:t xml:space="preserve"> e </w:t>
+            </w:r>
+            <w:proofErr w:type="spellStart"/>
+            <w:r>
+              <w:rPr>
+                <w:rFonts w:ascii="Arial" w:hAnsi="Arial" w:cs="Arial"/>
+                <w:sz w:val="16"/>
+                <w:szCs w:val="16"/>
+              </w:rPr>
+              <w:t>rasteleiros</w:t>
+            </w:r>
+            <w:proofErr w:type="spellEnd"/>
+            <w:r>
+              <w:rPr>
+                <w:rFonts w:ascii="Arial" w:hAnsi="Arial" w:cs="Arial"/>
+                <w:sz w:val="16"/>
+                <w:szCs w:val="16"/>
+              </w:rPr>
+              <w:t>. Medidas de prevenção: uso de PFF2, avental de raspa, luva química, óculos de proteção e permanência a favor do vento durante a aplicação.</w:t>
+            </w:r>
+          </w:p>
+          <w:p>
+            <w:pPr>
+              <w:spacing w:after="20"/>
+              <w:jc w:val="both"/>
+              <w:rPr>
+                <w:rFonts w:ascii="Arial" w:hAnsi="Arial" w:cs="Arial"/>
                 <w:b/>
                 <w:bCs/>
                 <w:sz w:val="18"/>
@@ -876,9 +1015,32 @@
                 <w:sz w:val="18"/>
                 <w:szCs w:val="18"/>
               </w:rPr>
-              <w:t>5</w:t>
-            </w:r>
-            <w:r>
+              <w:t>5.2.2 Combustíveis derivados de petróleo — Diesel e Gasolina</w:t>
+            </w:r>
+          </w:p>
+          <w:p>
+            <w:pPr>
+              <w:spacing w:after="20"/>
+              <w:jc w:val="both"/>
+              <w:rPr>
+                <w:rFonts w:ascii="Arial" w:hAnsi="Arial" w:cs="Arial"/>
+                <w:sz w:val="16"/>
+                <w:szCs w:val="16"/>
+              </w:rPr>
+            </w:pPr>
+            <w:r>
+              <w:rPr>
+                <w:rFonts w:ascii="Arial" w:hAnsi="Arial" w:cs="Arial"/>
+                <w:sz w:val="16"/>
+                <w:szCs w:val="16"/>
+              </w:rPr>
+              <w:t>Presença de benzeno como componente de combustíveis derivados de petróleo. Riscos à saúde: exposição ao benzeno pode causar sonolência, tonturas, dores de cabeça, irritação de olhos, pele e vias respiratórias. Atividades de risco: abastecimento de veículos e máquinas, lubrificação de motores, medição de níveis de óleo e manuseio de peças contaminadas. Medidas de prevenção: uso de luva química, evitar contato direto com combustível, não utilizar diesel para limpeza de peças ou mãos.</w:t>
+            </w:r>
+          </w:p>
+          <w:p>
+            <w:pPr>
+              <w:spacing w:after="20"/>
+              <w:jc w:val="both"/>
               <w:rPr>
                 <w:rFonts w:ascii="Arial" w:hAnsi="Arial" w:cs="Arial"/>
                 <w:b/>
@@ -886,7 +1048,16 @@
                 <w:sz w:val="18"/>
                 <w:szCs w:val="18"/>
               </w:rPr>
-              <w:t>.2 Produtos Químicos presentes nas atividades da JS Construtora</w:t>
+            </w:pPr>
+            <w:r>
+              <w:rPr>
+                <w:rFonts w:ascii="Arial" w:hAnsi="Arial" w:cs="Arial"/>
+                <w:b/>
+                <w:bCs/>
+                <w:sz w:val="18"/>
+                <w:szCs w:val="18"/>
+              </w:rPr>
+              <w:t>5.2.3 Óleos minerais, graxas e lubrificantes</w:t>
             </w:r>
           </w:p>
           <w:p>
@@ -895,6 +1066,25 @@
               <w:jc w:val="both"/>
               <w:rPr>
                 <w:rFonts w:ascii="Arial" w:hAnsi="Arial" w:cs="Arial"/>
+                <w:sz w:val="16"/>
+                <w:szCs w:val="16"/>
+              </w:rPr>
+            </w:pPr>
+            <w:r>
+              <w:rPr>
+                <w:rFonts w:ascii="Arial" w:hAnsi="Arial" w:cs="Arial"/>
+                <w:sz w:val="16"/>
+                <w:szCs w:val="16"/>
+              </w:rPr>
+              <w:t>Uso em manutenção preventiva e corretiva da frota. Riscos à saúde: contaminação por vias aéreas ou contato com a pele — dermatites, irritação e absorção de contaminantes. Medidas de prevenção: uso de luva química, creme protetor e higiene pessoal ao término das atividades.</w:t>
+            </w:r>
+          </w:p>
+          <w:p>
+            <w:pPr>
+              <w:spacing w:after="20"/>
+              <w:jc w:val="both"/>
+              <w:rPr>
+                <w:rFonts w:ascii="Arial" w:hAnsi="Arial" w:cs="Arial"/>
                 <w:b/>
                 <w:bCs/>
                 <w:sz w:val="18"/>
@@ -909,9 +1099,32 @@
                 <w:sz w:val="18"/>
                 <w:szCs w:val="18"/>
               </w:rPr>
-              <w:t>5</w:t>
-            </w:r>
-            <w:r>
+              <w:t>5.2.4 Produtos de limpeza — ácidos e bases</w:t>
+            </w:r>
+          </w:p>
+          <w:p>
+            <w:pPr>
+              <w:spacing w:after="20"/>
+              <w:jc w:val="both"/>
+              <w:rPr>
+                <w:rFonts w:ascii="Arial" w:hAnsi="Arial" w:cs="Arial"/>
+                <w:sz w:val="16"/>
+                <w:szCs w:val="16"/>
+              </w:rPr>
+            </w:pPr>
+            <w:r>
+              <w:rPr>
+                <w:rFonts w:ascii="Arial" w:hAnsi="Arial" w:cs="Arial"/>
+                <w:sz w:val="16"/>
+                <w:szCs w:val="16"/>
+              </w:rPr>
+              <w:t>Produtos utilizados na lavagem e conservação de equipamentos, veículos e instalações. Produtos ácidos: desincrustantes, removedores de ferrugem e cal — risco de queimadura química em pele e mucosas, irritação grave de olhos. Produtos básicos: desengordurantes, detergentes alcalinos — risco de irritação de pele, olhos e vias respiratórias. Regra fundamental: nunca misturar produtos de limpeza sem orientação técnica — a mistura de ácido com base pode gerar reação exotérmica, liberação de gases tóxicos e explosão. Leitura obrigatória do rótulo antes de qualquer uso.</w:t>
+            </w:r>
+          </w:p>
+          <w:p>
+            <w:pPr>
+              <w:spacing w:after="20"/>
+              <w:jc w:val="both"/>
               <w:rPr>
                 <w:rFonts w:ascii="Arial" w:hAnsi="Arial" w:cs="Arial"/>
                 <w:b/>
@@ -919,7 +1132,16 @@
                 <w:sz w:val="18"/>
                 <w:szCs w:val="18"/>
               </w:rPr>
-              <w:t>.2.1 Cimento Asfáltico de Petróleo — CAP e Emulsão Asfáltica</w:t>
+            </w:pPr>
+            <w:r>
+              <w:rPr>
+                <w:rFonts w:ascii="Arial" w:hAnsi="Arial" w:cs="Arial"/>
+                <w:b/>
+                <w:bCs/>
+                <w:sz w:val="18"/>
+                <w:szCs w:val="18"/>
+              </w:rPr>
+              <w:t>5.2.5 Produtos de Limpeza — Rotina do Auxiliar de Limpeza</w:t>
             </w:r>
           </w:p>
           <w:p>
@@ -928,53 +1150,21 @@
               <w:jc w:val="both"/>
               <w:rPr>
                 <w:rFonts w:ascii="Arial" w:hAnsi="Arial" w:cs="Arial"/>
-                <w:sz w:val="16"/>
-                <w:szCs w:val="16"/>
-              </w:rPr>
-            </w:pPr>
-            <w:r>
-              <w:rPr>
-                <w:rFonts w:ascii="Arial" w:hAnsi="Arial" w:cs="Arial"/>
-                <w:sz w:val="16"/>
-                <w:szCs w:val="16"/>
-              </w:rPr>
-              <w:t xml:space="preserve">O que é o CAP e como é utilizado no processo de pavimentação. Riscos à saúde: inalação de vapores causa irritação do nariz, garganta, dor de cabeça e náuseas; contato com a pele pode causar irritação e queimaduras, especialmente quando aquecido. Fumos de asfalto: gerados durante a queima do betume — risco respiratório habitual para operadores de espargidor, </w:t>
-            </w:r>
-            <w:proofErr w:type="spellStart"/>
-            <w:r>
-              <w:rPr>
-                <w:rFonts w:ascii="Arial" w:hAnsi="Arial" w:cs="Arial"/>
-                <w:sz w:val="16"/>
-                <w:szCs w:val="16"/>
-              </w:rPr>
-              <w:t>vibroacabadora</w:t>
-            </w:r>
-            <w:proofErr w:type="spellEnd"/>
-            <w:r>
-              <w:rPr>
-                <w:rFonts w:ascii="Arial" w:hAnsi="Arial" w:cs="Arial"/>
-                <w:sz w:val="16"/>
-                <w:szCs w:val="16"/>
-              </w:rPr>
-              <w:t xml:space="preserve"> e </w:t>
-            </w:r>
-            <w:proofErr w:type="spellStart"/>
-            <w:r>
-              <w:rPr>
-                <w:rFonts w:ascii="Arial" w:hAnsi="Arial" w:cs="Arial"/>
-                <w:sz w:val="16"/>
-                <w:szCs w:val="16"/>
-              </w:rPr>
-              <w:t>rasteleiros</w:t>
-            </w:r>
-            <w:proofErr w:type="spellEnd"/>
-            <w:r>
-              <w:rPr>
-                <w:rFonts w:ascii="Arial" w:hAnsi="Arial" w:cs="Arial"/>
-                <w:sz w:val="16"/>
-                <w:szCs w:val="16"/>
-              </w:rPr>
-              <w:t>. Medidas de prevenção: uso de PFF2, avental de raspa, luva química, óculos de proteção e permanência a favor do vento durante a aplicação.</w:t>
+                <w:b/>
+                <w:bCs/>
+                <w:sz w:val="16"/>
+                <w:szCs w:val="16"/>
+              </w:rPr>
+            </w:pPr>
+            <w:r>
+              <w:rPr>
+                <w:rFonts w:ascii="Arial" w:hAnsi="Arial" w:cs="Arial"/>
+                <w:b/>
+                <w:bCs/>
+                <w:sz w:val="16"/>
+                <w:szCs w:val="16"/>
+              </w:rPr>
+              <w:t>Categorias de produtos utilizados na limpeza:</w:t>
             </w:r>
           </w:p>
           <w:p>
@@ -983,6 +1173,117 @@
               <w:jc w:val="both"/>
               <w:rPr>
                 <w:rFonts w:ascii="Arial" w:hAnsi="Arial" w:cs="Arial"/>
+                <w:sz w:val="16"/>
+                <w:szCs w:val="16"/>
+              </w:rPr>
+            </w:pPr>
+            <w:r>
+              <w:rPr>
+                <w:rFonts w:ascii="Arial" w:hAnsi="Arial" w:cs="Arial"/>
+                <w:sz w:val="16"/>
+                <w:szCs w:val="16"/>
+              </w:rPr>
+              <w:t xml:space="preserve">Desinfetantes e sanitizantes: produtos à base de cloro ativo, quaternário de amônio ou ácido </w:t>
+            </w:r>
+            <w:proofErr w:type="spellStart"/>
+            <w:r>
+              <w:rPr>
+                <w:rFonts w:ascii="Arial" w:hAnsi="Arial" w:cs="Arial"/>
+                <w:sz w:val="16"/>
+                <w:szCs w:val="16"/>
+              </w:rPr>
+              <w:t>peracético</w:t>
+            </w:r>
+            <w:proofErr w:type="spellEnd"/>
+            <w:r>
+              <w:rPr>
+                <w:rFonts w:ascii="Arial" w:hAnsi="Arial" w:cs="Arial"/>
+                <w:sz w:val="16"/>
+                <w:szCs w:val="16"/>
+              </w:rPr>
+              <w:t xml:space="preserve"> — utilizados na higienização de banheiros, refeitórios e vestiários. Desincrustantes ácidos: removedores de </w:t>
+            </w:r>
+            <w:proofErr w:type="spellStart"/>
+            <w:r>
+              <w:rPr>
+                <w:rFonts w:ascii="Arial" w:hAnsi="Arial" w:cs="Arial"/>
+                <w:sz w:val="16"/>
+                <w:szCs w:val="16"/>
+              </w:rPr>
+              <w:t>cálcário</w:t>
+            </w:r>
+            <w:proofErr w:type="spellEnd"/>
+            <w:r>
+              <w:rPr>
+                <w:rFonts w:ascii="Arial" w:hAnsi="Arial" w:cs="Arial"/>
+                <w:sz w:val="16"/>
+                <w:szCs w:val="16"/>
+              </w:rPr>
+              <w:t xml:space="preserve">, ferrugem e incrustações minerais — geralmente à base de ácido clorídrico, fosfórico ou </w:t>
+            </w:r>
+            <w:proofErr w:type="spellStart"/>
+            <w:r>
+              <w:rPr>
+                <w:rFonts w:ascii="Arial" w:hAnsi="Arial" w:cs="Arial"/>
+                <w:sz w:val="16"/>
+                <w:szCs w:val="16"/>
+              </w:rPr>
+              <w:t>sulfâmico</w:t>
+            </w:r>
+            <w:proofErr w:type="spellEnd"/>
+            <w:r>
+              <w:rPr>
+                <w:rFonts w:ascii="Arial" w:hAnsi="Arial" w:cs="Arial"/>
+                <w:sz w:val="16"/>
+                <w:szCs w:val="16"/>
+              </w:rPr>
+              <w:t>. Desengordurantes alcalinos: removedores de gordura e sujeira pesada — à base de hidróxido de sódio ou potássio. Multiuso e detergentes neutros: menor risco, porém exigem uso de luvas para exposição prolongada.</w:t>
+            </w:r>
+          </w:p>
+          <w:p>
+            <w:pPr>
+              <w:spacing w:after="20"/>
+              <w:jc w:val="both"/>
+              <w:rPr>
+                <w:rFonts w:ascii="Arial" w:hAnsi="Arial" w:cs="Arial"/>
+                <w:sz w:val="16"/>
+                <w:szCs w:val="16"/>
+              </w:rPr>
+            </w:pPr>
+            <w:r>
+              <w:rPr>
+                <w:rFonts w:ascii="Arial" w:hAnsi="Arial" w:cs="Arial"/>
+                <w:sz w:val="16"/>
+                <w:szCs w:val="16"/>
+              </w:rPr>
+              <w:t>Diluição correta — por que é fundamental:</w:t>
+            </w:r>
+          </w:p>
+          <w:p>
+            <w:pPr>
+              <w:spacing w:after="20"/>
+              <w:jc w:val="both"/>
+              <w:rPr>
+                <w:rFonts w:ascii="Arial" w:hAnsi="Arial" w:cs="Arial"/>
+                <w:sz w:val="16"/>
+                <w:szCs w:val="16"/>
+              </w:rPr>
+            </w:pPr>
+            <w:r>
+              <w:rPr>
+                <w:rFonts w:ascii="Arial" w:hAnsi="Arial" w:cs="Arial"/>
+                <w:sz w:val="16"/>
+                <w:szCs w:val="16"/>
+              </w:rPr>
+              <w:t>Produtos concentrados têm potencial de causar queimaduras graves mesmo em contato breve. A diluição correta reduz o risco e garante a eficácia do produto. Nunca aumentar a concentração achando que vai limpar melhor — isso só aumenta o risco sem melhora de resultado. Sempre usar os recipientes e medidas indicados pelo fabricante. Nunca diluir produto concentrado adicionando água ao produto — sempre adicionar o produto à água.</w:t>
+            </w:r>
+          </w:p>
+          <w:p>
+            <w:pPr>
+              <w:spacing w:after="20"/>
+              <w:jc w:val="both"/>
+              <w:rPr>
+                <w:rFonts w:ascii="Arial" w:hAnsi="Arial" w:cs="Arial"/>
                 <w:b/>
                 <w:bCs/>
                 <w:sz w:val="18"/>
@@ -997,9 +1298,70 @@
                 <w:sz w:val="18"/>
                 <w:szCs w:val="18"/>
               </w:rPr>
-              <w:t>5</w:t>
-            </w:r>
-            <w:r>
+              <w:t>Incompatibilidade química — regras obrigatórias:</w:t>
+            </w:r>
+          </w:p>
+          <w:p>
+            <w:pPr>
+              <w:spacing w:after="20"/>
+              <w:jc w:val="both"/>
+              <w:rPr>
+                <w:rFonts w:ascii="Arial" w:hAnsi="Arial" w:cs="Arial"/>
+                <w:sz w:val="16"/>
+                <w:szCs w:val="16"/>
+              </w:rPr>
+            </w:pPr>
+            <w:r>
+              <w:rPr>
+                <w:rFonts w:ascii="Arial" w:hAnsi="Arial" w:cs="Arial"/>
+                <w:sz w:val="16"/>
+                <w:szCs w:val="16"/>
+              </w:rPr>
+              <w:t>Nunca misturar água sanitária (hipoclorito) com produtos ácidos — gera liberação de cloro gasoso, extremamente tóxico. Nunca misturar água sanitária com amônia — gera cloraminas tóxicas. Nunca misturar dois produtos de limpeza diferentes sem orientação técnica, mesmo que pareçam similares. Em caso de mistura acidental: ventilar o ambiente imediatamente, sair da área e acionar o responsável de SST.</w:t>
+            </w:r>
+          </w:p>
+          <w:p>
+            <w:pPr>
+              <w:spacing w:after="20"/>
+              <w:jc w:val="both"/>
+              <w:rPr>
+                <w:rFonts w:ascii="Arial" w:hAnsi="Arial" w:cs="Arial"/>
+                <w:sz w:val="16"/>
+                <w:szCs w:val="16"/>
+              </w:rPr>
+            </w:pPr>
+            <w:r>
+              <w:rPr>
+                <w:rFonts w:ascii="Arial" w:hAnsi="Arial" w:cs="Arial"/>
+                <w:sz w:val="16"/>
+                <w:szCs w:val="16"/>
+              </w:rPr>
+              <w:t>Identificação e organização dos produtos:</w:t>
+            </w:r>
+          </w:p>
+          <w:p>
+            <w:pPr>
+              <w:spacing w:after="20"/>
+              <w:jc w:val="both"/>
+              <w:rPr>
+                <w:rFonts w:ascii="Arial" w:hAnsi="Arial" w:cs="Arial"/>
+                <w:sz w:val="16"/>
+                <w:szCs w:val="16"/>
+              </w:rPr>
+            </w:pPr>
+            <w:r>
+              <w:rPr>
+                <w:rFonts w:ascii="Arial" w:hAnsi="Arial" w:cs="Arial"/>
+                <w:sz w:val="16"/>
+                <w:szCs w:val="16"/>
+              </w:rPr>
+              <w:t>Manter os produtos sempre nos frascos originais com rótulo legível. Nunca transferir produto para embalagem sem identificação. Guardar produtos de limpeza separados por categoria: ácidos em prateleira separada de alcalinos. Nunca deixar produtos abertos ou sem tampa após o uso. Verificar a validade dos produtos antes do uso.</w:t>
+            </w:r>
+          </w:p>
+          <w:p>
+            <w:pPr>
+              <w:spacing w:after="20"/>
+              <w:jc w:val="both"/>
               <w:rPr>
                 <w:rFonts w:ascii="Arial" w:hAnsi="Arial" w:cs="Arial"/>
                 <w:b/>
@@ -1007,7 +1369,17 @@
                 <w:sz w:val="18"/>
                 <w:szCs w:val="18"/>
               </w:rPr>
-              <w:t>.2.2 Combustíveis derivados de petróleo — Diesel e Gasolina</w:t>
+            </w:pPr>
+            <w:r>
+              <w:rPr>
+                <w:rFonts w:ascii="Arial" w:hAnsi="Arial" w:cs="Arial"/>
+                <w:b/>
+                <w:bCs/>
+                <w:sz w:val="18"/>
+                <w:szCs w:val="18"/>
+              </w:rPr>
+              <w:lastRenderedPageBreak/>
+              <w:t>EPIs obrigatórios para auxiliares de limpeza:</w:t>
             </w:r>
           </w:p>
           <w:p>
@@ -1026,7 +1398,7 @@
                 <w:sz w:val="16"/>
                 <w:szCs w:val="16"/>
               </w:rPr>
-              <w:t>Presença de benzeno como componente de combustíveis derivados de petróleo. Riscos à saúde: exposição ao benzeno pode causar sonolência, tonturas, dores de cabeça, irritação de olhos, pele e vias respiratórias. Atividades de risco: abastecimento de veículos e máquinas, lubrificação de motores, medição de níveis de óleo e manuseio de peças contaminadas. Medidas de prevenção: uso de luva química, evitar contato direto com combustível, não utilizar diesel para limpeza de peças ou mãos.</w:t>
+              <w:t>Luva de borracha nitrílica ou PVC: uso obrigatório em todo manuseio de produtos de limpeza, especialmente concentrados. Óculos de proteção: obrigatório no manuseio de produtos corrosivos, desincrustantes e desengordurantes concentrados. Avental impermeável: nos procedimentos de limpeza com produtos de maior risco. Máscara de proteção respiratória: em ambientes fechados com uso de produtos voláteis ou durante a aplicação de desinfetantes em spray.</w:t>
             </w:r>
           </w:p>
           <w:p>
@@ -1049,9 +1421,32 @@
                 <w:sz w:val="18"/>
                 <w:szCs w:val="18"/>
               </w:rPr>
-              <w:t>5</w:t>
-            </w:r>
-            <w:r>
+              <w:t>Procedimentos seguros na rotina de limpeza:</w:t>
+            </w:r>
+          </w:p>
+          <w:p>
+            <w:pPr>
+              <w:spacing w:after="20"/>
+              <w:jc w:val="both"/>
+              <w:rPr>
+                <w:rFonts w:ascii="Arial" w:hAnsi="Arial" w:cs="Arial"/>
+                <w:sz w:val="16"/>
+                <w:szCs w:val="16"/>
+              </w:rPr>
+            </w:pPr>
+            <w:r>
+              <w:rPr>
+                <w:rFonts w:ascii="Arial" w:hAnsi="Arial" w:cs="Arial"/>
+                <w:sz w:val="16"/>
+                <w:szCs w:val="16"/>
+              </w:rPr>
+              <w:t>Sempre ler o rótulo do produto antes de usar. Garantir ventilação adequada do ambiente durante a limpeza. Não misturar produtos de marcas ou finalidades diferentes no mesmo recipiente. Lavar as mãos com água e sabão após remover as luvas. Ao terminar o uso, fechar bem as embalagens e guardar no local correto. Comunicar ao responsável quando um produto estiver próximo do vencimento ou com embalagem danificada.</w:t>
+            </w:r>
+          </w:p>
+          <w:p>
+            <w:pPr>
+              <w:spacing w:after="20"/>
+              <w:jc w:val="both"/>
               <w:rPr>
                 <w:rFonts w:ascii="Arial" w:hAnsi="Arial" w:cs="Arial"/>
                 <w:b/>
@@ -1059,7 +1454,16 @@
                 <w:sz w:val="18"/>
                 <w:szCs w:val="18"/>
               </w:rPr>
-              <w:t>.2.3 Óleos minerais, graxas e lubrificantes</w:t>
+            </w:pPr>
+            <w:r>
+              <w:rPr>
+                <w:rFonts w:ascii="Arial" w:hAnsi="Arial" w:cs="Arial"/>
+                <w:b/>
+                <w:bCs/>
+                <w:sz w:val="18"/>
+                <w:szCs w:val="18"/>
+              </w:rPr>
+              <w:t>5.3 Fichas de Informações de Segurança de Produtos Químicos — FISPQ</w:t>
             </w:r>
           </w:p>
           <w:p>
@@ -1078,7 +1482,7 @@
                 <w:sz w:val="16"/>
                 <w:szCs w:val="16"/>
               </w:rPr>
-              <w:t>Uso em manutenção preventiva e corretiva da frota. Riscos à saúde: contaminação por vias aéreas ou contato com a pele — dermatites, irritação e absorção de contaminantes. Medidas de prevenção: uso de luva química, creme protetor e higiene pessoal ao término das atividades.</w:t>
+              <w:t>O que é a FISPQ e onde encontrá-la na empresa. Informações essenciais: identificação do produto, riscos à saúde e ao meio ambiente, medidas de primeiros socorros, procedimentos em caso de derramamento, requisitos de armazenamento e EPIs necessários. Obrigação do trabalhador de consultar a FISPQ antes de manusear qualquer produto químico desconhecido.</w:t>
             </w:r>
           </w:p>
           <w:p>
@@ -1101,9 +1505,32 @@
                 <w:sz w:val="18"/>
                 <w:szCs w:val="18"/>
               </w:rPr>
-              <w:t>5</w:t>
-            </w:r>
-            <w:r>
+              <w:t>5.4 Sinalização de Segurança — NR-26</w:t>
+            </w:r>
+          </w:p>
+          <w:p>
+            <w:pPr>
+              <w:spacing w:after="20"/>
+              <w:jc w:val="both"/>
+              <w:rPr>
+                <w:rFonts w:ascii="Arial" w:hAnsi="Arial" w:cs="Arial"/>
+                <w:sz w:val="16"/>
+                <w:szCs w:val="16"/>
+              </w:rPr>
+            </w:pPr>
+            <w:r>
+              <w:rPr>
+                <w:rFonts w:ascii="Arial" w:hAnsi="Arial" w:cs="Arial"/>
+                <w:sz w:val="16"/>
+                <w:szCs w:val="16"/>
+              </w:rPr>
+              <w:t>Sistema de cores e pictogramas para identificação de riscos químicos. Cores obrigatórias: vermelho — inflamável; amarelo — atenção/cuidado; laranja — tóxico; azul — obrigatório. Sistema GHS/SGA: os novos pictogramas de perigo químico adotados no Brasil. Como interpretar os rótulos de produtos químicos na embalagem.</w:t>
+            </w:r>
+          </w:p>
+          <w:p>
+            <w:pPr>
+              <w:spacing w:after="20"/>
+              <w:jc w:val="both"/>
               <w:rPr>
                 <w:rFonts w:ascii="Arial" w:hAnsi="Arial" w:cs="Arial"/>
                 <w:b/>
@@ -1111,7 +1538,16 @@
                 <w:sz w:val="18"/>
                 <w:szCs w:val="18"/>
               </w:rPr>
-              <w:t>.2.4 Produtos de limpeza — ácidos e bases</w:t>
+            </w:pPr>
+            <w:r>
+              <w:rPr>
+                <w:rFonts w:ascii="Arial" w:hAnsi="Arial" w:cs="Arial"/>
+                <w:b/>
+                <w:bCs/>
+                <w:sz w:val="18"/>
+                <w:szCs w:val="18"/>
+              </w:rPr>
+              <w:t>5.5 Armazenamento seguro de produtos químicos</w:t>
             </w:r>
           </w:p>
           <w:p>
@@ -1130,7 +1566,7 @@
                 <w:sz w:val="16"/>
                 <w:szCs w:val="16"/>
               </w:rPr>
-              <w:t>Produtos utilizados na lavagem e conservação de equipamentos, veículos e instalações. Produtos ácidos: desincrustantes, removedores de ferrugem e cal — risco de queimadura química em pele e mucosas, irritação grave de olhos. Produtos básicos: desengordurantes, detergentes alcalinos — risco de irritação de pele, olhos e vias respiratórias. Regra fundamental: nunca misturar produtos de limpeza sem orientação técnica — a mistura de ácido com base pode gerar reação exotérmica, liberação de gases tóxicos e explosão. Leitura obrigatória do rótulo antes de qualquer uso.</w:t>
+              <w:t>Separação de produtos incompatíveis: nunca armazenar ácidos junto com bases ou inflamáveis. Recipientes identificados e tampos sempre fechados. Armazenamento em local ventilado, longe de fontes de calor e ignição. Proibição de reutilizar embalagens de produtos químicos para outros fins. Descarte correto de embalagens e resíduos químicos.</w:t>
             </w:r>
           </w:p>
           <w:p>
@@ -1153,9 +1589,32 @@
                 <w:sz w:val="18"/>
                 <w:szCs w:val="18"/>
               </w:rPr>
-              <w:t xml:space="preserve">5.2.5 </w:t>
-            </w:r>
-            <w:r>
+              <w:t>5.6 EPIs obrigatórios no manuseio de produtos químicos</w:t>
+            </w:r>
+          </w:p>
+          <w:p>
+            <w:pPr>
+              <w:spacing w:after="20"/>
+              <w:jc w:val="both"/>
+              <w:rPr>
+                <w:rFonts w:ascii="Arial" w:hAnsi="Arial" w:cs="Arial"/>
+                <w:sz w:val="16"/>
+                <w:szCs w:val="16"/>
+              </w:rPr>
+            </w:pPr>
+            <w:r>
+              <w:rPr>
+                <w:rFonts w:ascii="Arial" w:hAnsi="Arial" w:cs="Arial"/>
+                <w:sz w:val="16"/>
+                <w:szCs w:val="16"/>
+              </w:rPr>
+              <w:t>Luva de proteção química: correta seleção conforme o produto, inspeção antes do uso, higienização e descarte. Protetor respiratório PFF2: uso correto, ajuste facial, validade e substituição. Óculos de proteção: obrigatoriedade no manuseio de produtos corrosivos e irritantes. Avental de raspa: proteção contra respingos de asfalto e produtos quentes. Creme protetor: aplicação correta nas mãos antes e após as atividades com óleos e lubrificantes.</w:t>
+            </w:r>
+          </w:p>
+          <w:p>
+            <w:pPr>
+              <w:spacing w:after="20"/>
+              <w:jc w:val="both"/>
               <w:rPr>
                 <w:rFonts w:ascii="Arial" w:hAnsi="Arial" w:cs="Arial"/>
                 <w:b/>
@@ -1163,7 +1622,16 @@
                 <w:sz w:val="18"/>
                 <w:szCs w:val="18"/>
               </w:rPr>
-              <w:t>Produtos de Limpeza — Rotina do Auxiliar de Limpeza</w:t>
+            </w:pPr>
+            <w:r>
+              <w:rPr>
+                <w:rFonts w:ascii="Arial" w:hAnsi="Arial" w:cs="Arial"/>
+                <w:b/>
+                <w:bCs/>
+                <w:sz w:val="18"/>
+                <w:szCs w:val="18"/>
+              </w:rPr>
+              <w:t>5.7 Higiene pessoal e boas práticas</w:t>
             </w:r>
           </w:p>
           <w:p>
@@ -1172,21 +1640,17 @@
               <w:jc w:val="both"/>
               <w:rPr>
                 <w:rFonts w:ascii="Arial" w:hAnsi="Arial" w:cs="Arial"/>
-                <w:b/>
-                <w:bCs/>
-                <w:sz w:val="16"/>
-                <w:szCs w:val="16"/>
-              </w:rPr>
-            </w:pPr>
-            <w:r>
-              <w:rPr>
-                <w:rFonts w:ascii="Arial" w:hAnsi="Arial" w:cs="Arial"/>
-                <w:b/>
-                <w:bCs/>
-                <w:sz w:val="16"/>
-                <w:szCs w:val="16"/>
-              </w:rPr>
-              <w:t>Categorias de produtos utilizados na limpeza:</w:t>
+                <w:sz w:val="16"/>
+                <w:szCs w:val="16"/>
+              </w:rPr>
+            </w:pPr>
+            <w:r>
+              <w:rPr>
+                <w:rFonts w:ascii="Arial" w:hAnsi="Arial" w:cs="Arial"/>
+                <w:sz w:val="16"/>
+                <w:szCs w:val="16"/>
+              </w:rPr>
+              <w:t>Proibição de comer, beber ou fumar em áreas de manuseio de produtos químicos. Lavagem das mãos antes e após o manuseio de qualquer produto químico. Troca de roupas contaminadas imediatamente após o contato. Proibição de usar diesel, gasolina ou solventes para lavar as mãos ou limpar a pele. Banho ao final da jornada quando houver exposição a produtos químicos.</w:t>
             </w:r>
           </w:p>
           <w:p>
@@ -1195,117 +1659,6 @@
               <w:jc w:val="both"/>
               <w:rPr>
                 <w:rFonts w:ascii="Arial" w:hAnsi="Arial" w:cs="Arial"/>
-                <w:sz w:val="16"/>
-                <w:szCs w:val="16"/>
-              </w:rPr>
-            </w:pPr>
-            <w:r>
-              <w:rPr>
-                <w:rFonts w:ascii="Arial" w:hAnsi="Arial" w:cs="Arial"/>
-                <w:sz w:val="16"/>
-                <w:szCs w:val="16"/>
-              </w:rPr>
-              <w:t xml:space="preserve">Desinfetantes e sanitizantes: produtos à base de cloro ativo, quaternário de amônio ou ácido </w:t>
-            </w:r>
-            <w:proofErr w:type="spellStart"/>
-            <w:r>
-              <w:rPr>
-                <w:rFonts w:ascii="Arial" w:hAnsi="Arial" w:cs="Arial"/>
-                <w:sz w:val="16"/>
-                <w:szCs w:val="16"/>
-              </w:rPr>
-              <w:t>peracético</w:t>
-            </w:r>
-            <w:proofErr w:type="spellEnd"/>
-            <w:r>
-              <w:rPr>
-                <w:rFonts w:ascii="Arial" w:hAnsi="Arial" w:cs="Arial"/>
-                <w:sz w:val="16"/>
-                <w:szCs w:val="16"/>
-              </w:rPr>
-              <w:t xml:space="preserve"> — utilizados na higienização de banheiros, refeitórios e vestiários. Desincrustantes ácidos: removedores de </w:t>
-            </w:r>
-            <w:proofErr w:type="spellStart"/>
-            <w:r>
-              <w:rPr>
-                <w:rFonts w:ascii="Arial" w:hAnsi="Arial" w:cs="Arial"/>
-                <w:sz w:val="16"/>
-                <w:szCs w:val="16"/>
-              </w:rPr>
-              <w:t>cálcário</w:t>
-            </w:r>
-            <w:proofErr w:type="spellEnd"/>
-            <w:r>
-              <w:rPr>
-                <w:rFonts w:ascii="Arial" w:hAnsi="Arial" w:cs="Arial"/>
-                <w:sz w:val="16"/>
-                <w:szCs w:val="16"/>
-              </w:rPr>
-              <w:t xml:space="preserve">, ferrugem e incrustações minerais — geralmente à base de ácido clorídrico, fosfórico ou </w:t>
-            </w:r>
-            <w:proofErr w:type="spellStart"/>
-            <w:r>
-              <w:rPr>
-                <w:rFonts w:ascii="Arial" w:hAnsi="Arial" w:cs="Arial"/>
-                <w:sz w:val="16"/>
-                <w:szCs w:val="16"/>
-              </w:rPr>
-              <w:t>sulfâmico</w:t>
-            </w:r>
-            <w:proofErr w:type="spellEnd"/>
-            <w:r>
-              <w:rPr>
-                <w:rFonts w:ascii="Arial" w:hAnsi="Arial" w:cs="Arial"/>
-                <w:sz w:val="16"/>
-                <w:szCs w:val="16"/>
-              </w:rPr>
-              <w:t>. Desengordurantes alcalinos: removedores de gordura e sujeira pesada — à base de hidróxido de sódio ou potássio. Multiuso e detergentes neutros: menor risco, porém exigem uso de luvas para exposição prolongada.</w:t>
-            </w:r>
-          </w:p>
-          <w:p>
-            <w:pPr>
-              <w:spacing w:after="20"/>
-              <w:jc w:val="both"/>
-              <w:rPr>
-                <w:rFonts w:ascii="Arial" w:hAnsi="Arial" w:cs="Arial"/>
-                <w:sz w:val="16"/>
-                <w:szCs w:val="16"/>
-              </w:rPr>
-            </w:pPr>
-            <w:r>
-              <w:rPr>
-                <w:rFonts w:ascii="Arial" w:hAnsi="Arial" w:cs="Arial"/>
-                <w:sz w:val="16"/>
-                <w:szCs w:val="16"/>
-              </w:rPr>
-              <w:t>Diluição correta — por que é fundamental:</w:t>
-            </w:r>
-          </w:p>
-          <w:p>
-            <w:pPr>
-              <w:spacing w:after="20"/>
-              <w:jc w:val="both"/>
-              <w:rPr>
-                <w:rFonts w:ascii="Arial" w:hAnsi="Arial" w:cs="Arial"/>
-                <w:sz w:val="16"/>
-                <w:szCs w:val="16"/>
-              </w:rPr>
-            </w:pPr>
-            <w:r>
-              <w:rPr>
-                <w:rFonts w:ascii="Arial" w:hAnsi="Arial" w:cs="Arial"/>
-                <w:sz w:val="16"/>
-                <w:szCs w:val="16"/>
-              </w:rPr>
-              <w:t>Produtos concentrados têm potencial de causar queimaduras graves mesmo em contato breve. A diluição correta reduz o risco e garante a eficácia do produto. Nunca aumentar a concentração achando que vai limpar melhor — isso só aumenta o risco sem melhora de resultado. Sempre usar os recipientes e medidas indicados pelo fabricante. Nunca diluir produto concentrado adicionando água ao produto — sempre adicionar o produto à água.</w:t>
-            </w:r>
-          </w:p>
-          <w:p>
-            <w:pPr>
-              <w:spacing w:after="20"/>
-              <w:jc w:val="both"/>
-              <w:rPr>
-                <w:rFonts w:ascii="Arial" w:hAnsi="Arial" w:cs="Arial"/>
                 <w:b/>
                 <w:bCs/>
                 <w:sz w:val="18"/>
@@ -1320,442 +1673,7 @@
                 <w:sz w:val="18"/>
                 <w:szCs w:val="18"/>
               </w:rPr>
-              <w:t>Incompatibilidade química — regras obrigatórias:</w:t>
-            </w:r>
-          </w:p>
-          <w:p>
-            <w:pPr>
-              <w:spacing w:after="20"/>
-              <w:jc w:val="both"/>
-              <w:rPr>
-                <w:rFonts w:ascii="Arial" w:hAnsi="Arial" w:cs="Arial"/>
-                <w:sz w:val="16"/>
-                <w:szCs w:val="16"/>
-              </w:rPr>
-            </w:pPr>
-            <w:r>
-              <w:rPr>
-                <w:rFonts w:ascii="Arial" w:hAnsi="Arial" w:cs="Arial"/>
-                <w:sz w:val="16"/>
-                <w:szCs w:val="16"/>
-              </w:rPr>
-              <w:t>Nunca misturar água sanitária (hipoclorito) com produtos ácidos — gera liberação de cloro gasoso, extremamente tóxico. Nunca misturar água sanitária com amônia — gera cloraminas tóxicas. Nunca misturar dois produtos de limpeza diferentes sem orientação técnica, mesmo que pareçam similares. Em caso de mistura acidental: ventilar o ambiente imediatamente, sair da área e acionar o responsável de SST.</w:t>
-            </w:r>
-          </w:p>
-          <w:p>
-            <w:pPr>
-              <w:spacing w:after="20"/>
-              <w:jc w:val="both"/>
-              <w:rPr>
-                <w:rFonts w:ascii="Arial" w:hAnsi="Arial" w:cs="Arial"/>
-                <w:sz w:val="16"/>
-                <w:szCs w:val="16"/>
-              </w:rPr>
-            </w:pPr>
-            <w:r>
-              <w:rPr>
-                <w:rFonts w:ascii="Arial" w:hAnsi="Arial" w:cs="Arial"/>
-                <w:sz w:val="16"/>
-                <w:szCs w:val="16"/>
-              </w:rPr>
-              <w:t>Identificação e organização dos produtos:</w:t>
-            </w:r>
-          </w:p>
-          <w:p>
-            <w:pPr>
-              <w:spacing w:after="20"/>
-              <w:jc w:val="both"/>
-              <w:rPr>
-                <w:rFonts w:ascii="Arial" w:hAnsi="Arial" w:cs="Arial"/>
-                <w:sz w:val="16"/>
-                <w:szCs w:val="16"/>
-              </w:rPr>
-            </w:pPr>
-            <w:r>
-              <w:rPr>
-                <w:rFonts w:ascii="Arial" w:hAnsi="Arial" w:cs="Arial"/>
-                <w:sz w:val="16"/>
-                <w:szCs w:val="16"/>
-              </w:rPr>
-              <w:t>Manter os produtos sempre nos frascos originais com rótulo legível. Nunca transferir produto para embalagem sem identificação. Guardar produtos de limpeza separados por categoria: ácidos em prateleira separada de alcalinos. Nunca deixar produtos abertos ou sem tampa após o uso. Verificar a validade dos produtos antes do uso.</w:t>
-            </w:r>
-          </w:p>
-          <w:p>
-            <w:pPr>
-              <w:spacing w:after="20"/>
-              <w:jc w:val="both"/>
-              <w:rPr>
-                <w:rFonts w:ascii="Arial" w:hAnsi="Arial" w:cs="Arial"/>
-                <w:b/>
-                <w:bCs/>
-                <w:sz w:val="18"/>
-                <w:szCs w:val="18"/>
-              </w:rPr>
-            </w:pPr>
-            <w:r>
-              <w:rPr>
-                <w:rFonts w:ascii="Arial" w:hAnsi="Arial" w:cs="Arial"/>
-                <w:b/>
-                <w:bCs/>
-                <w:sz w:val="18"/>
-                <w:szCs w:val="18"/>
-              </w:rPr>
-              <w:lastRenderedPageBreak/>
-              <w:t>EPIs obrigatórios para auxiliares de limpeza:</w:t>
-            </w:r>
-          </w:p>
-          <w:p>
-            <w:pPr>
-              <w:spacing w:after="20"/>
-              <w:jc w:val="both"/>
-              <w:rPr>
-                <w:rFonts w:ascii="Arial" w:hAnsi="Arial" w:cs="Arial"/>
-                <w:sz w:val="16"/>
-                <w:szCs w:val="16"/>
-              </w:rPr>
-            </w:pPr>
-            <w:r>
-              <w:rPr>
-                <w:rFonts w:ascii="Arial" w:hAnsi="Arial" w:cs="Arial"/>
-                <w:sz w:val="16"/>
-                <w:szCs w:val="16"/>
-              </w:rPr>
-              <w:t>Luva de borracha nitrílica ou PVC: uso obrigatório em todo manuseio de produtos de limpeza, especialmente concentrados. Óculos de proteção: obrigatório no manuseio de produtos corrosivos, desincrustantes e desengordurantes concentrados. Avental impermeável: nos procedimentos de limpeza com produtos de maior risco. Máscara de proteção respiratória: em ambientes fechados com uso de produtos voláteis ou durante a aplicação de desinfetantes em spray.</w:t>
-            </w:r>
-          </w:p>
-          <w:p>
-            <w:pPr>
-              <w:spacing w:after="20"/>
-              <w:jc w:val="both"/>
-              <w:rPr>
-                <w:rFonts w:ascii="Arial" w:hAnsi="Arial" w:cs="Arial"/>
-                <w:b/>
-                <w:bCs/>
-                <w:sz w:val="18"/>
-                <w:szCs w:val="18"/>
-              </w:rPr>
-            </w:pPr>
-            <w:r>
-              <w:rPr>
-                <w:rFonts w:ascii="Arial" w:hAnsi="Arial" w:cs="Arial"/>
-                <w:b/>
-                <w:bCs/>
-                <w:sz w:val="18"/>
-                <w:szCs w:val="18"/>
-              </w:rPr>
-              <w:t>Procedimentos seguros na rotina de limpeza:</w:t>
-            </w:r>
-          </w:p>
-          <w:p>
-            <w:pPr>
-              <w:spacing w:after="20"/>
-              <w:jc w:val="both"/>
-              <w:rPr>
-                <w:rFonts w:ascii="Arial" w:hAnsi="Arial" w:cs="Arial"/>
-                <w:sz w:val="16"/>
-                <w:szCs w:val="16"/>
-              </w:rPr>
-            </w:pPr>
-            <w:r>
-              <w:rPr>
-                <w:rFonts w:ascii="Arial" w:hAnsi="Arial" w:cs="Arial"/>
-                <w:sz w:val="16"/>
-                <w:szCs w:val="16"/>
-              </w:rPr>
-              <w:t>Sempre ler o rótulo do produto antes de usar. Garantir ventilação adequada do ambiente durante a limpeza. Não misturar produtos de marcas ou finalidades diferentes no mesmo recipiente. Lavar as mãos com água e sabão após remover as luvas. Ao terminar o uso, fechar bem as embalagens e guardar no local correto. Comunicar ao responsável quando um produto estiver próximo do vencimento ou com embalagem danificada.</w:t>
-            </w:r>
-          </w:p>
-          <w:p>
-            <w:pPr>
-              <w:spacing w:after="20"/>
-              <w:jc w:val="both"/>
-              <w:rPr>
-                <w:rFonts w:ascii="Arial" w:hAnsi="Arial" w:cs="Arial"/>
-                <w:b/>
-                <w:bCs/>
-                <w:sz w:val="18"/>
-                <w:szCs w:val="18"/>
-              </w:rPr>
-            </w:pPr>
-            <w:r>
-              <w:rPr>
-                <w:rFonts w:ascii="Arial" w:hAnsi="Arial" w:cs="Arial"/>
-                <w:b/>
-                <w:bCs/>
-                <w:sz w:val="18"/>
-                <w:szCs w:val="18"/>
-              </w:rPr>
-              <w:t>5</w:t>
-            </w:r>
-            <w:r>
-              <w:rPr>
-                <w:rFonts w:ascii="Arial" w:hAnsi="Arial" w:cs="Arial"/>
-                <w:b/>
-                <w:bCs/>
-                <w:sz w:val="18"/>
-                <w:szCs w:val="18"/>
-              </w:rPr>
-              <w:t>.3 Fichas de Informações de Segurança de Produtos Químicos — FISPQ</w:t>
-            </w:r>
-          </w:p>
-          <w:p>
-            <w:pPr>
-              <w:spacing w:after="20"/>
-              <w:jc w:val="both"/>
-              <w:rPr>
-                <w:rFonts w:ascii="Arial" w:hAnsi="Arial" w:cs="Arial"/>
-                <w:sz w:val="16"/>
-                <w:szCs w:val="16"/>
-              </w:rPr>
-            </w:pPr>
-            <w:r>
-              <w:rPr>
-                <w:rFonts w:ascii="Arial" w:hAnsi="Arial" w:cs="Arial"/>
-                <w:sz w:val="16"/>
-                <w:szCs w:val="16"/>
-              </w:rPr>
-              <w:t>O que é a FISPQ e onde encontrá-la na empresa. Informações essenciais: identificação do produto, riscos à saúde e ao meio ambiente, medidas de primeiros socorros, procedimentos em caso de derramamento, requisitos de armazenamento e EPIs necessários. Obrigação do trabalhador de consultar a FISPQ antes de manusear qualquer produto químico desconhecido.</w:t>
-            </w:r>
-          </w:p>
-          <w:p>
-            <w:pPr>
-              <w:spacing w:after="20"/>
-              <w:jc w:val="both"/>
-              <w:rPr>
-                <w:rFonts w:ascii="Arial" w:hAnsi="Arial" w:cs="Arial"/>
-                <w:b/>
-                <w:bCs/>
-                <w:sz w:val="18"/>
-                <w:szCs w:val="18"/>
-              </w:rPr>
-            </w:pPr>
-            <w:r>
-              <w:rPr>
-                <w:rFonts w:ascii="Arial" w:hAnsi="Arial" w:cs="Arial"/>
-                <w:b/>
-                <w:bCs/>
-                <w:sz w:val="18"/>
-                <w:szCs w:val="18"/>
-              </w:rPr>
-              <w:t>5</w:t>
-            </w:r>
-            <w:r>
-              <w:rPr>
-                <w:rFonts w:ascii="Arial" w:hAnsi="Arial" w:cs="Arial"/>
-                <w:b/>
-                <w:bCs/>
-                <w:sz w:val="18"/>
-                <w:szCs w:val="18"/>
-              </w:rPr>
-              <w:t>.4 Sinalização de Segurança — NR-26</w:t>
-            </w:r>
-          </w:p>
-          <w:p>
-            <w:pPr>
-              <w:spacing w:after="20"/>
-              <w:jc w:val="both"/>
-              <w:rPr>
-                <w:rFonts w:ascii="Arial" w:hAnsi="Arial" w:cs="Arial"/>
-                <w:sz w:val="16"/>
-                <w:szCs w:val="16"/>
-              </w:rPr>
-            </w:pPr>
-            <w:r>
-              <w:rPr>
-                <w:rFonts w:ascii="Arial" w:hAnsi="Arial" w:cs="Arial"/>
-                <w:sz w:val="16"/>
-                <w:szCs w:val="16"/>
-              </w:rPr>
-              <w:t>Sistema de cores e pictogramas para identificação de riscos químicos. Cores obrigatórias: vermelho — inflamável; amarelo — atenção/cuidado; laranja — tóxico; azul — obrigatório. Sistema GHS/SGA: os novos pictogramas de perigo químico adotados no Brasil. Como interpretar os rótulos de produtos químicos na embalagem.</w:t>
-            </w:r>
-          </w:p>
-          <w:p>
-            <w:pPr>
-              <w:spacing w:after="20"/>
-              <w:jc w:val="both"/>
-              <w:rPr>
-                <w:rFonts w:ascii="Arial" w:hAnsi="Arial" w:cs="Arial"/>
-                <w:b/>
-                <w:bCs/>
-                <w:sz w:val="18"/>
-                <w:szCs w:val="18"/>
-              </w:rPr>
-            </w:pPr>
-            <w:r>
-              <w:rPr>
-                <w:rFonts w:ascii="Arial" w:hAnsi="Arial" w:cs="Arial"/>
-                <w:b/>
-                <w:bCs/>
-                <w:sz w:val="18"/>
-                <w:szCs w:val="18"/>
-              </w:rPr>
-              <w:t>5</w:t>
-            </w:r>
-            <w:r>
-              <w:rPr>
-                <w:rFonts w:ascii="Arial" w:hAnsi="Arial" w:cs="Arial"/>
-                <w:b/>
-                <w:bCs/>
-                <w:sz w:val="18"/>
-                <w:szCs w:val="18"/>
-              </w:rPr>
-              <w:t>.5 Armazenamento seguro de produtos químicos</w:t>
-            </w:r>
-          </w:p>
-          <w:p>
-            <w:pPr>
-              <w:spacing w:after="20"/>
-              <w:jc w:val="both"/>
-              <w:rPr>
-                <w:rFonts w:ascii="Arial" w:hAnsi="Arial" w:cs="Arial"/>
-                <w:sz w:val="16"/>
-                <w:szCs w:val="16"/>
-              </w:rPr>
-            </w:pPr>
-            <w:r>
-              <w:rPr>
-                <w:rFonts w:ascii="Arial" w:hAnsi="Arial" w:cs="Arial"/>
-                <w:sz w:val="16"/>
-                <w:szCs w:val="16"/>
-              </w:rPr>
-              <w:t>Separação de produtos incompatíveis: nunca armazenar ácidos junto com bases ou inflamáveis. Recipientes identificados e tampos sempre fechados. Armazenamento em local ventilado, longe de fontes de calor e ignição. Proibição de reutilizar embalagens de produtos químicos para outros fins. Descarte correto de embalagens e resíduos químicos.</w:t>
-            </w:r>
-          </w:p>
-          <w:p>
-            <w:pPr>
-              <w:spacing w:after="20"/>
-              <w:jc w:val="both"/>
-              <w:rPr>
-                <w:rFonts w:ascii="Arial" w:hAnsi="Arial" w:cs="Arial"/>
-                <w:b/>
-                <w:bCs/>
-                <w:sz w:val="18"/>
-                <w:szCs w:val="18"/>
-              </w:rPr>
-            </w:pPr>
-            <w:r>
-              <w:rPr>
-                <w:rFonts w:ascii="Arial" w:hAnsi="Arial" w:cs="Arial"/>
-                <w:b/>
-                <w:bCs/>
-                <w:sz w:val="18"/>
-                <w:szCs w:val="18"/>
-              </w:rPr>
-              <w:t>5</w:t>
-            </w:r>
-            <w:r>
-              <w:rPr>
-                <w:rFonts w:ascii="Arial" w:hAnsi="Arial" w:cs="Arial"/>
-                <w:b/>
-                <w:bCs/>
-                <w:sz w:val="18"/>
-                <w:szCs w:val="18"/>
-              </w:rPr>
-              <w:t>.6 EPIs obrigatórios no manuseio de produtos químicos</w:t>
-            </w:r>
-          </w:p>
-          <w:p>
-            <w:pPr>
-              <w:spacing w:after="20"/>
-              <w:jc w:val="both"/>
-              <w:rPr>
-                <w:rFonts w:ascii="Arial" w:hAnsi="Arial" w:cs="Arial"/>
-                <w:sz w:val="16"/>
-                <w:szCs w:val="16"/>
-              </w:rPr>
-            </w:pPr>
-            <w:r>
-              <w:rPr>
-                <w:rFonts w:ascii="Arial" w:hAnsi="Arial" w:cs="Arial"/>
-                <w:sz w:val="16"/>
-                <w:szCs w:val="16"/>
-              </w:rPr>
-              <w:t>Luva de proteção química: correta seleção conforme o produto, inspeção antes do uso, higienização e descarte. Protetor respiratório PFF2: uso correto, ajuste facial, validade e substituição. Óculos de proteção: obrigatoriedade no manuseio de produtos corrosivos e irritantes. Avental de raspa: proteção contra respingos de asfalto e produtos quentes. Creme protetor: aplicação correta nas mãos antes e após as atividades com óleos e lubrificantes.</w:t>
-            </w:r>
-          </w:p>
-          <w:p>
-            <w:pPr>
-              <w:spacing w:after="20"/>
-              <w:jc w:val="both"/>
-              <w:rPr>
-                <w:rFonts w:ascii="Arial" w:hAnsi="Arial" w:cs="Arial"/>
-                <w:b/>
-                <w:bCs/>
-                <w:sz w:val="18"/>
-                <w:szCs w:val="18"/>
-              </w:rPr>
-            </w:pPr>
-            <w:r>
-              <w:rPr>
-                <w:rFonts w:ascii="Arial" w:hAnsi="Arial" w:cs="Arial"/>
-                <w:b/>
-                <w:bCs/>
-                <w:sz w:val="18"/>
-                <w:szCs w:val="18"/>
-              </w:rPr>
-              <w:t>5</w:t>
-            </w:r>
-            <w:r>
-              <w:rPr>
-                <w:rFonts w:ascii="Arial" w:hAnsi="Arial" w:cs="Arial"/>
-                <w:b/>
-                <w:bCs/>
-                <w:sz w:val="18"/>
-                <w:szCs w:val="18"/>
-              </w:rPr>
-              <w:t>.7 Higiene pessoal e boas práticas</w:t>
-            </w:r>
-          </w:p>
-          <w:p>
-            <w:pPr>
-              <w:spacing w:after="20"/>
-              <w:jc w:val="both"/>
-              <w:rPr>
-                <w:rFonts w:ascii="Arial" w:hAnsi="Arial" w:cs="Arial"/>
-                <w:sz w:val="16"/>
-                <w:szCs w:val="16"/>
-              </w:rPr>
-            </w:pPr>
-            <w:r>
-              <w:rPr>
-                <w:rFonts w:ascii="Arial" w:hAnsi="Arial" w:cs="Arial"/>
-                <w:sz w:val="16"/>
-                <w:szCs w:val="16"/>
-              </w:rPr>
-              <w:t>Proibição de comer, beber ou fumar em áreas de manuseio de produtos químicos. Lavagem das mãos antes e após o manuseio de qualquer produto químico. Troca de roupas contaminadas imediatamente após o contato. Proibição de usar diesel, gasolina ou solventes para lavar as mãos ou limpar a pele. Banho ao final da jornada quando houver exposição a produtos químicos.</w:t>
-            </w:r>
-          </w:p>
-          <w:p>
-            <w:pPr>
-              <w:spacing w:after="20"/>
-              <w:jc w:val="both"/>
-              <w:rPr>
-                <w:rFonts w:ascii="Arial" w:hAnsi="Arial" w:cs="Arial"/>
-                <w:b/>
-                <w:bCs/>
-                <w:sz w:val="18"/>
-                <w:szCs w:val="18"/>
-              </w:rPr>
-            </w:pPr>
-            <w:r>
-              <w:rPr>
-                <w:rFonts w:ascii="Arial" w:hAnsi="Arial" w:cs="Arial"/>
-                <w:b/>
-                <w:bCs/>
-                <w:sz w:val="18"/>
-                <w:szCs w:val="18"/>
-              </w:rPr>
-              <w:t>5</w:t>
-            </w:r>
-            <w:r>
-              <w:rPr>
-                <w:rFonts w:ascii="Arial" w:hAnsi="Arial" w:cs="Arial"/>
-                <w:b/>
-                <w:bCs/>
-                <w:sz w:val="18"/>
-                <w:szCs w:val="18"/>
-              </w:rPr>
-              <w:t>.8 Procedimentos em caso de acidente com produtos químicos</w:t>
+              <w:t>5.8 Procedimentos em caso de acidente com produtos químicos</w:t>
             </w:r>
           </w:p>
           <w:p>
@@ -2401,6 +2319,7 @@
           <w:p>
             <w:pPr>
               <w:spacing w:before="60" w:after="60"/>
+              <w:jc w:val="center"/>
               <w:rPr>
                 <w:rFonts w:ascii="Arial" w:hAnsi="Arial" w:cs="Arial"/>
                 <w:b/>
@@ -2409,16 +2328,6 @@
                 <w:shd w:val="clear" w:color="auto" w:fill="FFFFFF"/>
               </w:rPr>
             </w:pPr>
-            <w:r>
-              <w:rPr>
-                <w:rFonts w:ascii="Arial" w:hAnsi="Arial" w:cs="Arial"/>
-                <w:b/>
-                <w:sz w:val="18"/>
-                <w:szCs w:val="18"/>
-                <w:shd w:val="clear" w:color="auto" w:fill="FFFFFF"/>
-              </w:rPr>
-              <w:br/>
-            </w:r>
             <w:r>
               <w:rPr>
                 <w:rFonts w:ascii="Arial" w:hAnsi="Arial" w:cs="Arial"/>
@@ -2455,16 +2364,6 @@
                 <w:shd w:val="clear" w:color="auto" w:fill="FFFFFF"/>
               </w:rPr>
             </w:pPr>
-            <w:r>
-              <w:rPr>
-                <w:rFonts w:ascii="Arial" w:hAnsi="Arial" w:cs="Arial"/>
-                <w:b/>
-                <w:sz w:val="18"/>
-                <w:szCs w:val="18"/>
-                <w:shd w:val="clear" w:color="auto" w:fill="FFFFFF"/>
-              </w:rPr>
-              <w:br/>
-            </w:r>
             <w:r>
               <w:rPr>
                 <w:rFonts w:ascii="Arial" w:hAnsi="Arial" w:cs="Arial"/>
@@ -2512,7 +2411,7 @@
                 <w:szCs w:val="18"/>
                 <w:shd w:val="clear" w:color="auto" w:fill="FFFFFF"/>
               </w:rPr>
-              <w:t>@nome</w:t>
+              <w:t>{{NOME}}</w:t>
             </w:r>
           </w:p>
         </w:tc>
@@ -2535,6 +2434,7 @@
                 <w:tab w:val="right" w:pos="5356"/>
               </w:tabs>
               <w:spacing w:before="60" w:after="60"/>
+              <w:jc w:val="center"/>
               <w:rPr>
                 <w:rFonts w:ascii="Arial" w:hAnsi="Arial" w:cs="Arial"/>
                 <w:sz w:val="18"/>
@@ -2549,32 +2449,7 @@
                 <w:szCs w:val="18"/>
                 <w:shd w:val="clear" w:color="auto" w:fill="FFFFFF"/>
               </w:rPr>
-              <w:tab/>
-            </w:r>
-            <w:r>
-              <w:rPr>
-                <w:rFonts w:ascii="Arial" w:hAnsi="Arial" w:cs="Arial"/>
-                <w:szCs w:val="24"/>
-                <w:shd w:val="clear" w:color="auto" w:fill="FFFFFF"/>
-              </w:rPr>
-              <w:t>@</w:t>
-            </w:r>
-            <w:r>
-              <w:rPr>
-                <w:rFonts w:ascii="Arial" w:hAnsi="Arial" w:cs="Arial"/>
-                <w:szCs w:val="24"/>
-                <w:shd w:val="clear" w:color="auto" w:fill="FFFFFF"/>
-              </w:rPr>
-              <w:t>resp_tecnico</w:t>
-            </w:r>
-            <w:r>
-              <w:rPr>
-                <w:rFonts w:ascii="Arial" w:hAnsi="Arial" w:cs="Arial"/>
-                <w:sz w:val="18"/>
-                <w:szCs w:val="18"/>
-                <w:shd w:val="clear" w:color="auto" w:fill="FFFFFF"/>
-              </w:rPr>
-              <w:tab/>
+              <w:t>{{RESP_SST}}</w:t>
             </w:r>
           </w:p>
         </w:tc>
@@ -2941,7 +2816,7 @@
         <v:path o:extrusionok="f" gradientshapeok="t" o:connecttype="rect"/>
         <o:lock v:ext="edit" aspectratio="t"/>
       </v:shapetype>
-      <v:shape id="_x0000_i1040" type="#_x0000_t75" style="width:11.2pt;height:11.2pt" o:bullet="t">
+      <v:shape id="_x0000_i1062" type="#_x0000_t75" style="width:14.4pt;height:14.4pt" o:bullet="t">
         <v:imagedata r:id="rId1" o:title="mso8E6E"/>
       </v:shape>
     </w:pict>
@@ -5699,6 +5574,7 @@
   <w:style w:type="character" w:default="1" w:styleId="Fontepargpadro">
     <w:name w:val="Default Paragraph Font"/>
     <w:uiPriority w:val="1"/>
+    <w:semiHidden/>
     <w:unhideWhenUsed/>
   </w:style>
   <w:style w:type="table" w:default="1" w:styleId="Tabelanormal">
